--- a/docs/exports/blog-episode-7-the-three-apple-stands-SUBSTACK-FINAL.docx
+++ b/docs/exports/blog-episode-7-the-three-apple-stands-SUBSTACK-FINAL.docx
@@ -24,6 +24,30 @@
           <w:i/>
         </w:rPr>
         <w:t>Marcus spent six hours building a spreadsheet to compare three "boring, real" companies. They looked nearly identical. The one number his spreadsheet didn't weigh is the one that told them apart.</w:t>
+      </w:r>
+    </w:p>
+    <w:p>
+      <w:pPr>
+        <w:jc w:val="center"/>
+      </w:pPr>
+      <w:r>
+        <w:t>⸻</w:t>
+      </w:r>
+    </w:p>
+    <w:p>
+      <w:r>
+        <w:rPr>
+          <w:b/>
+        </w:rPr>
+        <w:t>[ Image: Blog-7-hero-apple-stands.png ]</w:t>
+      </w:r>
+    </w:p>
+    <w:p>
+      <w:r>
+        <w:rPr>
+          <w:i/>
+        </w:rPr>
+        <w:t>Caption: Three apples. Same red. How do you choose?</w:t>
       </w:r>
     </w:p>
     <w:p>
